--- a/docs/midterm_report.docx
+++ b/docs/midterm_report.docx
@@ -36,7 +36,7 @@
         <w:pStyle w:val="FirstParagraph"/>
       </w:pPr>
       <w:r>
-        <w:t xml:space="preserve">Our project investigates when an LLM serving system should retain a tool-using agent’s key–value (KV) cache during a tool-call pause. Retaining avoids reprocessing a long context when the agent returns but occupies scarce GPU memory; evicting frees capacity yet incurs recomputation and queueing delay. We formulate the choice as online ski rental: the pause duration is unknown, holding costs accumulate only until the agent returns or the cache is evicted, and eviction incurs a one-time penalty if the pause continues. Our learning-augmented policy uses a predicted return time and a trust parameter λ to choose retention within a bounded range around the prediction-free break-even time</w:t>
+        <w:t xml:space="preserve">Our project investigates when an LLM serving system should retain a tool-using agent’s key–value (KV) cache during a tool-call pause. Retaining avoids reprocessing a long context when the agent returns but occupies scarce GPU memory; evicting frees capacity yet incurs recomputation and queueing delay. We formulate the choice as online ski rental: the pause duration is unknown, holding costs accumulate until the agent returns or the cache is evicted, and eviction incurs a one-time penalty if the pause continues. Our learning-augmented policy uses a predicted return time and a trust parameter λ to choose retention within a bounded range around the prediction-free break-even time</w:t>
       </w:r>
       <w:r>
         <w:t xml:space="preserve"> </w:t>
@@ -65,7 +65,7 @@
         <w:t xml:space="preserve"> </w:t>
       </w:r>
       <w:r>
-        <w:t xml:space="preserve">— we treat prediction quality as an independent variable, which no prior system has done. Theory addresses a single pause with fixed costs; a trace-driven, capacity-constrained simulator addresses concurrent load. Continuum-style TTL is compared under identical traces, budgets, and cost assumptions.</w:t>
+        <w:t xml:space="preserve">— we treat prediction quality as an independent variable, which no prior system has done. Theory addresses a single pause; a trace-driven, capacity-constrained simulator addresses concurrent load. Continuum-style TTL is compared under identical traces, budgets, and cost assumptions.</w:t>
       </w:r>
     </w:p>
     <w:bookmarkEnd w:id="20"/>
@@ -123,13 +123,13 @@
           <w:b/>
           <w:bCs/>
         </w:rPr>
-        <w:t xml:space="preserve">Workload characterization and tool-duration prediction — 85% complete.</w:t>
+        <w:t xml:space="preserve">Workload characterization and tool-duration prediction — 95% complete.</w:t>
       </w:r>
       <w:r>
         <w:t xml:space="preserve"> </w:t>
       </w:r>
       <w:r>
-        <w:t xml:space="preserve">We evaluated 311,764 supervised pauses with session-level splits to prevent leakage across turns. The selected gradient-boosted median predictor reaches a test log1p-MAE of 0.5441, a solid gain over the per-tool median (session-paired bootstrap 0.0621, 95% CI [0.0340, 0.0953]). The analysis then exposed a</w:t>
+        <w:t xml:space="preserve">We evaluated 311,764 supervised pauses with session-level splits to prevent leakage across turns. The selected gradient-boosted median predictor reaches a test log1p-MAE of 0.5441, a significant gain over the per-tool median. The analysis then exposed a</w:t>
       </w:r>
       <w:r>
         <w:t xml:space="preserve"> </w:t>
@@ -158,7 +158,7 @@
         <w:t xml:space="preserve"> </w:t>
       </w:r>
       <w:r>
-        <w:t xml:space="preserve">— and on that bit the model has 22.3% recall, because log-error is dominated by the 95% of pauses that are short. Retraining directly on P(T ≥ b), with the acting threshold</w:t>
+        <w:t xml:space="preserve">— and on that bit the model had 22.3% recall, because log-error is dominated by the 95% of pauses that are short. Retraining directly on P(T ≥ b), with the acting threshold</w:t>
       </w:r>
       <w:r>
         <w:t xml:space="preserve"> </w:t>
@@ -174,28 +174,20 @@
         <w:t xml:space="preserve"> </w:t>
       </w:r>
       <w:r>
-        <w:t xml:space="preserve">from the cost asymmetry (29:1, giving p* = 0.033) rather than set to 0.5, raised recall to 87.0% while precision fell to 14.6%. Week 9 will test unused decision-time features (</w:t>
-      </w:r>
-      <w:r>
-        <w:rPr>
-          <w:rStyle w:val="VerbatimChar"/>
-        </w:rPr>
-        <w:t xml:space="preserve">command_skeleton</w:t>
-      </w:r>
-      <w:r>
-        <w:t xml:space="preserve">,</w:t>
+        <w:t xml:space="preserve">from the cost asymmetry (29:1, giving p* = 0.033) rather than set to 0.5, raised recall to 87.0% but dropped precision to 14.6%. The fix was</w:t>
       </w:r>
       <w:r>
         <w:t xml:space="preserve"> </w:t>
       </w:r>
       <w:r>
         <w:rPr>
-          <w:rStyle w:val="VerbatimChar"/>
+          <w:b/>
+          <w:bCs/>
         </w:rPr>
-        <w:t xml:space="preserve">executables</w:t>
+        <w:t xml:space="preserve">session history</w:t>
       </w:r>
       <w:r>
-        <w:t xml:space="preserve">, session latency history) and document whether adequate precision is achievable at all.</w:t>
+        <w:t xml:space="preserve">, which the Week 4 feature set omitted entirely: a long pause makes the next pause in that session 6.15× more likely to be long (37.5% against a 6.1% base rate; lag-1 autocorrelation 0.396). Adding it lifted average precision from 0.48 to 0.62 and roughly doubled precision at the operating point. The signal was present, leakage-free, and simply never supplied.</w:t>
       </w:r>
     </w:p>
     <w:p>
@@ -213,7 +205,7 @@
         <w:t xml:space="preserve"> </w:t>
       </w:r>
       <w:r>
-        <w:t xml:space="preserve">The single-pause cost model, break-even fallback, and λ-policy are implemented, confining the timeout to [λb, b/λ]; at λ = 0.5 the worst-case bound is 3× the clairvoyant single-pause optimum. Worst-case probes confirm the implementation attains 1 + 1/λ exactly at both tight cases and never exceeds it (11.00, 5.00, 3.00, 2.33 for λ = 0.1, 0.25, 0.5, 0.75). Both fixed and cache-size-proportional occupancy costs are supported, and</w:t>
+        <w:t xml:space="preserve">The single-pause cost model, break-even fallback, and λ-policy are implemented, confining the timeout to [λb, b/λ]; at λ = 0.5 the worst-case bound is 3× the clairvoyant single-pause optimum, and probes confirm the implementation attains 1 + 1/λ exactly at both tight cases without exceeding it. Both fixed and cache-size-proportional occupancy costs are supported, and</w:t>
       </w:r>
       <w:r>
         <w:t xml:space="preserve"> </w:t>
@@ -276,7 +268,7 @@
         <w:t xml:space="preserve"> </w:t>
       </w:r>
       <w:r>
-        <w:t xml:space="preserve">The discrete-event simulator models a bounded KV pool, LRU victim selection under pressure, and serialized recomputation. Seven retention policies are compared as interchangeable functions over identical traces: immediate eviction, always-retain, fixed TTL, break-even TTL, reconstructed Continuum-style TTL, our λ-policy, and a per-pause clairvoyant oracle. (LRU is not among them — it is the simulator’s victim-selection rule, applying once memory is already full, not a retention rule.) Instrumentation revealed that at a 150k-token budget 47.6% of admissions exceed total capacity, so those runs measure an undersized pool rather than a policy and are excluded. Remaining work is the oracle’s interpretation: minimizing single-pause cost does not minimize system latency, so we will report a per-session bound or invoke the proposal’s fallback.</w:t>
+        <w:t xml:space="preserve">The discrete-event simulator models a bounded KV pool, LRU victim selection under pressure, and serialized recomputation. Seven retention policies are compared as interchangeable functions over identical traces: immediate eviction, always-retain, fixed TTL, break-even TTL, reconstructed Continuum-style TTL, our λ-policy, and a per-pause clairvoyant oracle. (LRU is the simulator’s victim-selection rule, applying once memory is full, not a retention rule.) Instrumentation revealed that at a 150k-token budget 47.6% of admissions exceed total capacity, so those runs measure an undersized pool rather than a policy and are excluded. Remaining is the oracle’s interpretation: minimizing single-pause cost does not minimize system latency, so we will report a per-session bound or invoke the proposal’s fallback.</w:t>
       </w:r>
     </w:p>
     <w:p>
@@ -310,7 +302,20 @@
         <w:t xml:space="preserve"> </w:t>
       </w:r>
       <w:r>
-        <w:t xml:space="preserve">Differences among retention policies are 1–4% by comparison. Within that band: under proportional occupancy cost the q90-driven policy reduces modeled cost about 3% below prediction-free break-even, while under fixed cost no prediction signal improves on that baseline. A perfect prediction would be worth 23.8%, but the Week 4 median predictor made modeled cost 26.2% worse than ignoring it — the ceiling is real and the gap to it is a prediction problem. Under replicated load, always-retain with LRU beats every voluntary-eviction policy and even the per-pause oracle (72,538 s vs 74,165 s), because eviction causes re-prefill and re-prefill, not memory, is the binding constraint. Remaining: hardware calibration, matched Continuum comparisons, and labeling synthetic-load results as simulation.</w:t>
+        <w:t xml:space="preserve">Differences among retention policies are 1–4% by comparison. Within that band, the Week 4 median predictor made modeled cost 26.2% worse than ignoring it, against a 23.8% ceiling under perfect prediction.</w:t>
+      </w:r>
+      <w:r>
+        <w:t xml:space="preserve"> </w:t>
+      </w:r>
+      <w:r>
+        <w:rPr>
+          <w:b/>
+          <w:bCs/>
+        </w:rPr>
+        <w:t xml:space="preserve">With session-history features that reverses</w:t>
+      </w:r>
+      <w:r>
+        <w:t xml:space="preserve">: cross-validated over all 3,667 sessions, the prediction-aware policy beats prediction-free break-even by a statistically significant margin under both cost models (fixed +0.059, 95% CI [+0.016, +0.103]; proportional +0.050, [+0.019, +0.082]), and the result survives excluding the rows used to pick the operating threshold. The single inherited 384-session test split could not resolve this — its long-pause rate is 4.5% against 6.2% pooled, so it is unrepresentative on precisely the quantity the decision turns on. Under replicated load, always-retain with LRU still beats every voluntary-eviction policy and even the per-pause oracle (72,538 s vs 74,165 s), because eviction causes re-prefill and re-prefill, not memory, is the binding constraint. Remaining: hardware calibration and matched Continuum comparisons.</w:t>
       </w:r>
     </w:p>
     <w:p>
@@ -328,7 +333,7 @@
         <w:t xml:space="preserve"> </w:t>
       </w:r>
       <w:r>
-        <w:t xml:space="preserve">GitHub holds dataset scripts, prediction and simulation code, 38 passing tests, experiment configurations, tables, figures, presentation material, and a drafted report. Every experiment records its configuration and source commit. Week 10 work is rerunning final analyses, pinning library versions, reconciling cross-platform numerical drift, ensuring figures and narrative agree, and submitting report, slides, and code. Optional vLLM/GPU deployment is not required for the core deliverable.</w:t>
+        <w:t xml:space="preserve">GitHub holds dataset scripts, prediction and simulation code, 40 passing tests, experiment configurations, tables, figures, presentation material, and a drafted report; every experiment records its configuration and source commit. Week 10 work is rerunning final analyses, pinning library versions, reconciling cross-platform numerical drift, and submitting report, slides, and code. Optional vLLM/GPU deployment is not required for the core deliverable.</w:t>
       </w:r>
     </w:p>
     <w:bookmarkEnd w:id="22"/>
@@ -346,7 +351,7 @@
         <w:pStyle w:val="FirstParagraph"/>
       </w:pPr>
       <w:r>
-        <w:t xml:space="preserve">The principal risk is establishing how far the simulation results generalize, not completing the implementation. TraceLab durations are heavy-tailed and the released traces are sanitized, so tool arguments are incomplete and trace-derived pauses are proxies for GPU cache residency rather than measurements. Rare long pauses dominate the decision even when average error is good. Our decision-focused classifier improved recall but lost precision, so further feature work may still yield a negative finding — which would itself answer the Continuum versus Choi &amp; Joshi disagreement our gap statement rests on. The sharpest sensitivity is the occupancy-cost definition: whether</w:t>
+        <w:t xml:space="preserve">The principal risk is establishing how far the simulation results generalize, not completing the implementation. TraceLab durations are heavy-tailed and the released traces are sanitized, so tool arguments are incomplete and trace-derived pauses are proxies for GPU cache residency rather than measurements. Rare long pauses dominate the decision even when average error is good, and some spread is irreducible: within identical (provider, tool, tool-count, input-size-decile) groups the p90/p10 duration ratio is still 67×, so session history helps as a proxy for hidden state rather than by removing it. Evaluation power is the other constraint — the cost metric is driven by the ~5% of pauses that are long, which is why conclusions about it need cross-validation rather than a single split. The sharpest sensitivity is the occupancy-cost definition: whether</w:t>
       </w:r>
       <w:r>
         <w:t xml:space="preserve"> </w:t>
@@ -386,7 +391,7 @@
         <w:t xml:space="preserve"> </w:t>
       </w:r>
       <w:r>
-        <w:t xml:space="preserve">remain supportable. Our Continuum baseline is a reconstruction, not the authors’ implementation, so its numbers are not comparable to their published figures. Two further scope limits must be stated explicitly: the simulator assumes session affinity, and high-concurrency runs require synthetic replication of the session population. Finally, with 384 held-out sessions the classifier’s acting threshold does not transfer between samples — validation selects 0.04 while test prefers roughly 0.20 — so threshold tuning is unreliable and is reported as selected-on-validation. Week 9 prioritizes calibration and sensitivity and records these limits; Week 10 favors stable reproducible outputs over optional CPU-offload or vLLM integration.</w:t>
+        <w:t xml:space="preserve">remain supportable. Our Continuum baseline is a reconstruction, not the authors’ implementation, so its numbers are not comparable to their published figures. Two further scope limits: the simulator assumes session affinity, and high-concurrency runs require synthetic replication of the session population. Week 9 prioritizes calibration and sensitivity and records these limits; Week 10 favors stable reproducible outputs over optional CPU-offload or vLLM integration.</w:t>
       </w:r>
     </w:p>
     <w:bookmarkEnd w:id="23"/>
